--- a/public/plantilla_alta.docx
+++ b/public/plantilla_alta.docx
@@ -700,7 +700,7 @@
                   </pic:cNvPicPr>
                 </pic:nvPicPr>
                 <pic:blipFill>
-                  <a:blip r:embed="rId1" r:link="rId2">
+                  <a:blip r:embed="rId1">
                     <a:extLst>
                       <a:ext uri="{28A0092B-C50C-407E-A947-70E740481C1C}">
                         <a14:useLocalDpi xmlns:a14="http://schemas.microsoft.com/office/drawing/2010/main" val="0"/>
